--- a/clients/ani/sophos/reports/Andersen Industries_ Inc_ - Sophos Monthly Activity - 2026-02.docx
+++ b/clients/ani/sophos/reports/Andersen Industries_ Inc_ - Sophos Monthly Activity - 2026-02.docx
@@ -11164,7 +11164,7 @@
           <w:color w:val="59595B"/>
           <w:sz w:val="22"/>
         </w:rPr>
-        <w:t>Report generated 2026-05-01 10:59 for client 'ANI'. Configuration snapshot: 2026-05-01.</w:t>
+        <w:t>Report generated 2026-05-02 18:14 for client 'ANI'. Configuration snapshot: 2026-05-01.</w:t>
       </w:r>
     </w:p>
     <w:p>
@@ -11179,7 +11179,7 @@
           <w:color w:val="59595B"/>
           <w:sz w:val="22"/>
         </w:rPr>
-        <w:t>For questions about this report or to request a different reporting cadence, contact your Technijian account manager or open a ticket via the Client Portal.</w:t>
+        <w:t>For questions about this report or to request a different reporting cadence, email support@technijian.com.</w:t>
       </w:r>
     </w:p>
     <w:sectPr>

--- a/clients/ani/sophos/reports/Andersen Industries_ Inc_ - Sophos Monthly Activity - 2026-02.docx
+++ b/clients/ani/sophos/reports/Andersen Industries_ Inc_ - Sophos Monthly Activity - 2026-02.docx
@@ -10997,6 +10997,271 @@
                 <w:color w:val="006DB6"/>
                 <w:sz w:val="28"/>
               </w:rPr>
+              <w:t xml:space="preserve">  Industry News &amp; Vendor Innovations</w:t>
+            </w:r>
+          </w:p>
+        </w:tc>
+      </w:tr>
+    </w:tbl>
+    <w:p>
+      <w:pPr>
+        <w:spacing w:after="160"/>
+      </w:pPr>
+      <w:r>
+        <w:rPr>
+          <w:rFonts w:ascii="Open Sans" w:hAnsi="Open Sans"/>
+          <w:b w:val="0"/>
+          <w:i w:val="0"/>
+          <w:color w:val="59595B"/>
+          <w:sz w:val="22"/>
+        </w:rPr>
+        <w:t>Sophos announced no major platform changes this month. Routine detection-content updates and sensor improvements continued to roll out automatically. Technijian tracks Sophos's release notes monthly so future updates land in this section as they're published.</w:t>
+      </w:r>
+    </w:p>
+    <w:tbl>
+      <w:tblPr>
+        <w:tblW w:type="auto" w:w="0"/>
+        <w:tblLayout w:type="fixed"/>
+        <w:tblLook w:firstColumn="1" w:firstRow="1" w:lastColumn="0" w:lastRow="0" w:noHBand="0" w:noVBand="1" w:val="04A0"/>
+      </w:tblPr>
+      <w:tblGrid>
+        <w:gridCol w:w="94"/>
+        <w:gridCol w:w="8976"/>
+      </w:tblGrid>
+      <w:tr>
+        <w:tc>
+          <w:tcPr>
+            <w:tcW w:type="dxa" w:w="94"/>
+            <w:shd w:val="clear" w:color="auto" w:fill="006DB6"/>
+            <w:tcBorders>
+              <w:top w:val="nil"/>
+              <w:left w:val="nil"/>
+              <w:bottom w:val="nil"/>
+              <w:right w:val="nil"/>
+              <w:insideH w:val="nil"/>
+              <w:insideV w:val="nil"/>
+            </w:tcBorders>
+          </w:tcPr>
+          <w:p/>
+        </w:tc>
+        <w:tc>
+          <w:tcPr>
+            <w:tcW w:type="dxa" w:w="8976"/>
+            <w:tcBorders>
+              <w:top w:val="nil"/>
+              <w:left w:val="nil"/>
+              <w:bottom w:val="nil"/>
+              <w:right w:val="nil"/>
+              <w:insideH w:val="nil"/>
+              <w:insideV w:val="nil"/>
+            </w:tcBorders>
+          </w:tcPr>
+          <w:p>
+            <w:pPr>
+              <w:spacing w:before="80" w:after="80"/>
+            </w:pPr>
+            <w:r>
+              <w:rPr>
+                <w:rFonts w:ascii="Open Sans" w:hAnsi="Open Sans"/>
+                <w:b/>
+                <w:i w:val="0"/>
+                <w:color w:val="006DB6"/>
+                <w:sz w:val="28"/>
+              </w:rPr>
+              <w:t xml:space="preserve">  Compliance Alignment</w:t>
+            </w:r>
+          </w:p>
+        </w:tc>
+      </w:tr>
+    </w:tbl>
+    <w:p>
+      <w:pPr>
+        <w:spacing w:after="160"/>
+      </w:pPr>
+      <w:r>
+        <w:rPr>
+          <w:rFonts w:ascii="Open Sans" w:hAnsi="Open Sans"/>
+          <w:b w:val="0"/>
+          <w:i w:val="0"/>
+          <w:color w:val="59595B"/>
+          <w:sz w:val="22"/>
+        </w:rPr>
+        <w:t>This client's industry classification is Engineering / Manufacturing. Based on that classification, the data Technijian's stack is helping protect is most likely characterized as: Trade secrets / Customer PII.</w:t>
+      </w:r>
+    </w:p>
+    <w:p>
+      <w:pPr>
+        <w:spacing w:after="160"/>
+      </w:pPr>
+      <w:r>
+        <w:rPr>
+          <w:rFonts w:ascii="Open Sans" w:hAnsi="Open Sans"/>
+          <w:b w:val="0"/>
+          <w:i w:val="0"/>
+          <w:color w:val="59595B"/>
+          <w:sz w:val="21"/>
+        </w:rPr>
+        <w:t>Engineering and manufacturing firms vary widely in compliance scope. Defense/aerospace work brings ITAR (export-controlled technical data) and CMMC (DoD contractor cybersecurity). Civilian manufacturing is typically governed by general privacy law and customer-imposed SOC 2 / NIST 800-171 requirements.</w:t>
+      </w:r>
+    </w:p>
+    <w:p>
+      <w:pPr>
+        <w:spacing w:after="160"/>
+      </w:pPr>
+      <w:r>
+        <w:rPr>
+          <w:rFonts w:ascii="Open Sans" w:hAnsi="Open Sans"/>
+          <w:b/>
+          <w:i w:val="0"/>
+          <w:color w:val="1A1A2E"/>
+          <w:sz w:val="22"/>
+        </w:rPr>
+        <w:t>How Technijian's monitoring stack supports each framework:</w:t>
+      </w:r>
+    </w:p>
+    <w:p>
+      <w:pPr>
+        <w:pStyle w:val="ListBullet"/>
+        <w:spacing w:after="80"/>
+      </w:pPr>
+      <w:r>
+        <w:rPr>
+          <w:rFonts w:ascii="Open Sans" w:hAnsi="Open Sans"/>
+          <w:b/>
+          <w:i w:val="0"/>
+          <w:color w:val="1A1A2E"/>
+          <w:sz w:val="22"/>
+        </w:rPr>
+        <w:t xml:space="preserve">California CCPA: </w:t>
+      </w:r>
+      <w:r>
+        <w:rPr>
+          <w:rFonts w:ascii="Open Sans" w:hAnsi="Open Sans"/>
+          <w:b w:val="0"/>
+          <w:i w:val="0"/>
+          <w:color w:val="59595B"/>
+          <w:sz w:val="22"/>
+        </w:rPr>
+        <w:t>breach-detection and incident-response capabilities support CCPA §1798.150 reasonable-security obligations and the 72-hour notification window for incidents involving California-resident PII.</w:t>
+      </w:r>
+    </w:p>
+    <w:p>
+      <w:pPr>
+        <w:pStyle w:val="ListBullet"/>
+        <w:spacing w:after="80"/>
+      </w:pPr>
+      <w:r>
+        <w:rPr>
+          <w:rFonts w:ascii="Open Sans" w:hAnsi="Open Sans"/>
+          <w:b/>
+          <w:i w:val="0"/>
+          <w:color w:val="1A1A2E"/>
+          <w:sz w:val="22"/>
+        </w:rPr>
+        <w:t xml:space="preserve">ITAR (if defense): </w:t>
+      </w:r>
+      <w:r>
+        <w:rPr>
+          <w:rFonts w:ascii="Open Sans" w:hAnsi="Open Sans"/>
+          <w:b w:val="0"/>
+          <w:i w:val="0"/>
+          <w:color w:val="59595B"/>
+          <w:sz w:val="22"/>
+        </w:rPr>
+        <w:t>endpoint controls and access logging help support ITAR §126 technical-data export controls when applicable to the customer's contract scope.</w:t>
+      </w:r>
+    </w:p>
+    <w:p>
+      <w:pPr>
+        <w:pStyle w:val="ListBullet"/>
+        <w:spacing w:after="80"/>
+      </w:pPr>
+      <w:r>
+        <w:rPr>
+          <w:rFonts w:ascii="Open Sans" w:hAnsi="Open Sans"/>
+          <w:b/>
+          <w:i w:val="0"/>
+          <w:color w:val="1A1A2E"/>
+          <w:sz w:val="22"/>
+        </w:rPr>
+        <w:t xml:space="preserve">CMMC (if DoD): </w:t>
+      </w:r>
+      <w:r>
+        <w:rPr>
+          <w:rFonts w:ascii="Open Sans" w:hAnsi="Open Sans"/>
+          <w:b w:val="0"/>
+          <w:i w:val="0"/>
+          <w:color w:val="59595B"/>
+          <w:sz w:val="22"/>
+        </w:rPr>
+        <w:t>Endpoint Central inventory, patch evidence, and EDR detection logs map to multiple CMMC Level 1 and Level 2 practices (AC, AU, CM, IR, SI domains).</w:t>
+      </w:r>
+    </w:p>
+    <w:p>
+      <w:pPr>
+        <w:spacing w:after="160"/>
+      </w:pPr>
+      <w:r>
+        <w:rPr>
+          <w:rFonts w:ascii="Open Sans" w:hAnsi="Open Sans"/>
+          <w:b w:val="0"/>
+          <w:i w:val="0"/>
+          <w:color w:val="59595B"/>
+          <w:sz w:val="19"/>
+        </w:rPr>
+        <w:t>This classification was generated automatically from the client's name and contact-domain signals. If the industry or compliance scope shown here doesn't match your operations, please reply to this report and we'll update the classification — Technijian's team can also produce a deeper compliance-posture report on request.</w:t>
+      </w:r>
+    </w:p>
+    <w:tbl>
+      <w:tblPr>
+        <w:tblW w:type="auto" w:w="0"/>
+        <w:tblLayout w:type="fixed"/>
+        <w:tblLook w:firstColumn="1" w:firstRow="1" w:lastColumn="0" w:lastRow="0" w:noHBand="0" w:noVBand="1" w:val="04A0"/>
+      </w:tblPr>
+      <w:tblGrid>
+        <w:gridCol w:w="94"/>
+        <w:gridCol w:w="8976"/>
+      </w:tblGrid>
+      <w:tr>
+        <w:tc>
+          <w:tcPr>
+            <w:tcW w:type="dxa" w:w="94"/>
+            <w:shd w:val="clear" w:color="auto" w:fill="006DB6"/>
+            <w:tcBorders>
+              <w:top w:val="nil"/>
+              <w:left w:val="nil"/>
+              <w:bottom w:val="nil"/>
+              <w:right w:val="nil"/>
+              <w:insideH w:val="nil"/>
+              <w:insideV w:val="nil"/>
+            </w:tcBorders>
+          </w:tcPr>
+          <w:p/>
+        </w:tc>
+        <w:tc>
+          <w:tcPr>
+            <w:tcW w:type="dxa" w:w="8976"/>
+            <w:tcBorders>
+              <w:top w:val="nil"/>
+              <w:left w:val="nil"/>
+              <w:bottom w:val="nil"/>
+              <w:right w:val="nil"/>
+              <w:insideH w:val="nil"/>
+              <w:insideV w:val="nil"/>
+            </w:tcBorders>
+          </w:tcPr>
+          <w:p>
+            <w:pPr>
+              <w:spacing w:before="80" w:after="80"/>
+            </w:pPr>
+            <w:r>
+              <w:rPr>
+                <w:rFonts w:ascii="Open Sans" w:hAnsi="Open Sans"/>
+                <w:b/>
+                <w:i w:val="0"/>
+                <w:color w:val="006DB6"/>
+                <w:sz w:val="28"/>
+              </w:rPr>
               <w:t xml:space="preserve">  Recommendations</w:t>
             </w:r>
           </w:p>
@@ -11164,7 +11429,7 @@
           <w:color w:val="59595B"/>
           <w:sz w:val="22"/>
         </w:rPr>
-        <w:t>Report generated 2026-05-02 18:14 for client 'ANI'. Configuration snapshot: 2026-05-01.</w:t>
+        <w:t>Report generated 2026-05-02 19:10 for client 'ANI'. Configuration snapshot: 2026-05-01.</w:t>
       </w:r>
     </w:p>
     <w:p>

--- a/clients/ani/sophos/reports/Andersen Industries_ Inc_ - Sophos Monthly Activity - 2026-02.docx
+++ b/clients/ani/sophos/reports/Andersen Industries_ Inc_ - Sophos Monthly Activity - 2026-02.docx
@@ -10945,6 +10945,116 @@
           <w:sz w:val="22"/>
         </w:rPr>
         <w:t>this document is generated from the Sophos Central API and on-box configuration data, verified through a structural proofreader, and delivered as part of your Managed Security service.</w:t>
+      </w:r>
+    </w:p>
+    <w:p>
+      <w:pPr>
+        <w:spacing w:after="160"/>
+      </w:pPr>
+      <w:r>
+        <w:rPr>
+          <w:rFonts w:ascii="Open Sans" w:hAnsi="Open Sans"/>
+          <w:b/>
+          <w:i w:val="0"/>
+          <w:color w:val="1A1A2E"/>
+          <w:sz w:val="24"/>
+        </w:rPr>
+        <w:t>Specific work delivered this month</w:t>
+      </w:r>
+    </w:p>
+    <w:p>
+      <w:pPr>
+        <w:spacing w:after="160"/>
+      </w:pPr>
+      <w:r>
+        <w:rPr>
+          <w:rFonts w:ascii="Open Sans" w:hAnsi="Open Sans"/>
+          <w:b w:val="0"/>
+          <w:i w:val="0"/>
+          <w:color w:val="59595B"/>
+          <w:sz w:val="22"/>
+        </w:rPr>
+        <w:t>These items are pulled directly from the time entries and tickets logged by Technijian's team during the period — actual work, not estimates.</w:t>
+      </w:r>
+    </w:p>
+    <w:p>
+      <w:pPr>
+        <w:pStyle w:val="ListBullet"/>
+        <w:spacing w:after="80"/>
+      </w:pPr>
+      <w:r>
+        <w:rPr>
+          <w:rFonts w:ascii="Open Sans" w:hAnsi="Open Sans"/>
+          <w:b w:val="0"/>
+          <w:i w:val="0"/>
+          <w:color w:val="59595B"/>
+          <w:sz w:val="22"/>
+        </w:rPr>
+        <w:t>ANI - Sophos Firewall Firmware Update - SFOS 22.0.0 GA-Build411 (handled by P. Biswal) — 0.9h of tech effort</w:t>
+      </w:r>
+    </w:p>
+    <w:p>
+      <w:pPr>
+        <w:pStyle w:val="ListBullet"/>
+        <w:spacing w:after="80"/>
+      </w:pPr>
+      <w:r>
+        <w:rPr>
+          <w:rFonts w:ascii="Open Sans" w:hAnsi="Open Sans"/>
+          <w:b w:val="0"/>
+          <w:i w:val="0"/>
+          <w:color w:val="59595B"/>
+          <w:sz w:val="22"/>
+        </w:rPr>
+        <w:t>Performed Weekly Firewall Backup for ANI:- Sophos Firewall (handled by S. Sharma) — 0.3h of tech effort</w:t>
+      </w:r>
+    </w:p>
+    <w:p>
+      <w:pPr>
+        <w:pStyle w:val="ListBullet"/>
+        <w:spacing w:after="80"/>
+      </w:pPr>
+      <w:r>
+        <w:rPr>
+          <w:rFonts w:ascii="Open Sans" w:hAnsi="Open Sans"/>
+          <w:b w:val="0"/>
+          <w:i w:val="0"/>
+          <w:color w:val="59595B"/>
+          <w:sz w:val="22"/>
+        </w:rPr>
+        <w:t>Performed Weekly Firewall Backup for ANI:- Sophos Firewall — 0.3h on 2026-02-22</w:t>
+      </w:r>
+    </w:p>
+    <w:p>
+      <w:pPr>
+        <w:pStyle w:val="ListBullet"/>
+        <w:spacing w:after="80"/>
+      </w:pPr>
+      <w:r>
+        <w:rPr>
+          <w:rFonts w:ascii="Open Sans" w:hAnsi="Open Sans"/>
+          <w:b w:val="0"/>
+          <w:i w:val="0"/>
+          <w:color w:val="59595B"/>
+          <w:sz w:val="22"/>
+        </w:rPr>
+        <w:t>ANI - Sophos Firewall Firmware Update - SFOS 22.0.0 GA-Build411 — 0.9h on 2026-02-24</w:t>
+      </w:r>
+    </w:p>
+    <w:p>
+      <w:pPr>
+        <w:pStyle w:val="ListBullet"/>
+        <w:spacing w:after="80"/>
+      </w:pPr>
+      <w:r>
+        <w:rPr>
+          <w:rFonts w:ascii="Open Sans" w:hAnsi="Open Sans"/>
+          <w:b w:val="0"/>
+          <w:i w:val="0"/>
+          <w:color w:val="59595B"/>
+          <w:sz w:val="22"/>
+        </w:rPr>
+        <w:t>Whitelist IP — 0.3h on 2026-02-25</w:t>
       </w:r>
     </w:p>
     <w:tbl>
@@ -11429,7 +11539,7 @@
           <w:color w:val="59595B"/>
           <w:sz w:val="22"/>
         </w:rPr>
-        <w:t>Report generated 2026-05-02 19:10 for client 'ANI'. Configuration snapshot: 2026-05-01.</w:t>
+        <w:t>Report generated 2026-05-02 19:59 for client 'ANI'. Configuration snapshot: 2026-05-01.</w:t>
       </w:r>
     </w:p>
     <w:p>
